--- a/Jaswant_Kanojia_Resume.docx
+++ b/Jaswant_Kanojia_Resume.docx
@@ -65,7 +65,7 @@
           <w:sz w:val="18"/>
           <w:szCs w:val="18"/>
         </w:rPr>
-        <w:t xml:space="preserve">Lucknow, Uttar Pradesh · Open to Remote | jaswantkanojia04@gmail.com | linkedin.com/in/jaswant-kanojia | 8601615224</w:t>
+        <w:t xml:space="preserve">Lucknow, Uttar Pradesh · Open to Remote | jaswantkanojia4@gmail.com | linkedin.com/in/jaswant-kanojia | 8601615224</w:t>
       </w:r>
     </w:p>
     <w:p>
